--- a/az/scientists/CV/Word/Suleymanov_Ebulfez_CV_AZ.docx
+++ b/az/scientists/CV/Word/Suleymanov_Ebulfez_CV_AZ.docx
@@ -501,7 +501,7 @@
           <w:sz w:val="21"/>
           <w:szCs w:val="21"/>
         </w:rPr>
-        <w:t>Əbülfəz Süleymanov 2012-ci ilin yanvarından 2024-cü ilin avqustunadək İstanbuldakı Üsküdar Universitetində sosiologiya kafedrasının müdiri olub. 2022-ci ilin noyabrından 2024-cü ilin avqustunadək Astanadakı Beynəlxalq Türk Akademiyasında da çalışıb. CV-də titulu Prof. Dr. kimi verilir, doktorantura dərəcəsinin adı yazılmır. 5 monoqrafiya daxil olmaqla 150-dən çox elmi əsər, onlardan 12-si Web of Science və ya Scopus jurnallarında, və 100-dən çox konfrans məruzəsi göstərilir. Google Scholar göstəriciləri h-indeks 10 və i10-indeks 11-dir.</w:t>
+        <w:t>Əbülfəz Süleymanov 2012-ci ilin yanvarından 2024-cü ilin avqustunadək İstanbuldakı Üsküdar Universitetində sosiologiya kafedrasının müdiri olub. 2022-ci ilin noyabrından 2024-cü ilin avqustunadək Astanadakı Beynəlxalq Türk Akademiyasında da çalışıb. titulu Prof. Dr. kimi verilir, doktorantura dərəcəsinin adı yazılmır. 5 monoqrafiya daxil olmaqla 150-dən çox elmi əsər, onlardan 12-si Web of Science və ya Scopus jurnallarında, və 100-dən çox konfrans məruzəsi göstərilir. Google Scholar göstəriciləri h-indeks 10 və i10-indeks 11-dir.</w:t>
       </w:r>
     </w:p>
     <w:p>
@@ -1324,7 +1324,7 @@
                 <w:sz w:val="21"/>
                 <w:szCs w:val="21"/>
               </w:rPr>
-              <w:t>CV</w:t>
+              <w:t>Özü tərəfindən</w:t>
             </w:r>
           </w:p>
         </w:tc>
@@ -1428,7 +1428,7 @@
                 <w:sz w:val="21"/>
                 <w:szCs w:val="21"/>
               </w:rPr>
-              <w:t>CV</w:t>
+              <w:t>Özü tərəfindən</w:t>
             </w:r>
           </w:p>
         </w:tc>
@@ -1532,7 +1532,7 @@
                 <w:sz w:val="21"/>
                 <w:szCs w:val="21"/>
               </w:rPr>
-              <w:t>CV</w:t>
+              <w:t>Özü tərəfindən</w:t>
             </w:r>
           </w:p>
         </w:tc>
